--- a/Minecraft杯模拟赛Ⅵ/魔法面包/魔法面包.docx
+++ b/Minecraft杯模拟赛Ⅵ/魔法面包/魔法面包.docx
@@ -24,7 +24,7 @@
           <w:szCs w:val="21"/>
           <w:lang w:eastAsia="zh-CN"/>
         </w:rPr>
-        <w:t>64</w:t>
+        <w:t>512</w:t>
       </w:r>
       <w:r>
         <w:rPr>
@@ -46,71 +46,316 @@
           <w:szCs w:val="21"/>
           <w:lang w:eastAsia="zh-CN"/>
         </w:rPr>
-        <w:t>2</w:t>
+        <w:t>1</w:t>
+      </w:r>
+      <w:r>
+        <w:rPr>
+          <w:rFonts w:hint="eastAsia"/>
+          <w:b/>
+          <w:bCs/>
+          <w:sz w:val="21"/>
+          <w:szCs w:val="21"/>
+          <w:lang w:val="en-US" w:eastAsia="zh-CN"/>
+        </w:rPr>
+        <w:t>S,</w:t>
+      </w:r>
+      <w:r>
+        <w:rPr>
+          <w:rFonts w:hint="default"/>
+          <w:b/>
+          <w:bCs/>
+          <w:sz w:val="21"/>
+          <w:szCs w:val="21"/>
+          <w:lang w:eastAsia="zh-CN"/>
+        </w:rPr>
+        <w:t>bread</w:t>
+      </w:r>
+      <w:r>
+        <w:rPr>
+          <w:rFonts w:hint="eastAsia"/>
+          <w:b/>
+          <w:bCs/>
+          <w:sz w:val="21"/>
+          <w:szCs w:val="21"/>
+          <w:lang w:val="en-US" w:eastAsia="zh-CN"/>
+        </w:rPr>
+        <w:t>.xxx</w:t>
+      </w:r>
+    </w:p>
+    <w:p>
+      <w:pPr>
+        <w:jc w:val="center"/>
+        <w:rPr>
+          <w:rFonts w:hint="eastAsia" w:eastAsiaTheme="minorEastAsia"/>
+          <w:b/>
+          <w:bCs/>
+          <w:sz w:val="32"/>
+          <w:szCs w:val="32"/>
+          <w:lang w:eastAsia="zh-CN"/>
+        </w:rPr>
+      </w:pPr>
+      <w:bookmarkStart w:id="1" w:name="OLE_LINK5"/>
+      <w:r>
+        <w:rPr>
+          <w:rFonts w:hint="default"/>
+          <w:b/>
+          <w:bCs/>
+          <w:sz w:val="32"/>
+          <w:szCs w:val="32"/>
+          <w:lang w:eastAsia="zh-CN"/>
+        </w:rPr>
+        <w:t>魔法面包</w:t>
+      </w:r>
+    </w:p>
+    <w:bookmarkEnd w:id="0"/>
+    <w:bookmarkEnd w:id="1"/>
+    <w:p>
+      <w:pPr>
+        <w:jc w:val="both"/>
+        <w:rPr>
+          <w:rFonts w:hint="eastAsia"/>
+          <w:b/>
+          <w:bCs/>
+          <w:sz w:val="28"/>
+          <w:szCs w:val="28"/>
+          <w:lang w:val="en-US" w:eastAsia="zh-CN"/>
+        </w:rPr>
+      </w:pPr>
+      <w:r>
+        <w:rPr>
+          <w:rFonts w:hint="eastAsia"/>
+          <w:b/>
+          <w:bCs/>
+          <w:sz w:val="28"/>
+          <w:szCs w:val="28"/>
+          <w:lang w:val="en-US" w:eastAsia="zh-CN"/>
+        </w:rPr>
+        <w:t>问题描述</w:t>
+      </w:r>
+    </w:p>
+    <w:p>
+      <w:pPr>
+        <w:ind w:firstLine="420" w:firstLineChars="0"/>
+        <w:jc w:val="both"/>
+        <w:rPr>
+          <w:rFonts w:hint="default"/>
+          <w:b w:val="0"/>
+          <w:bCs w:val="0"/>
+          <w:sz w:val="24"/>
+          <w:szCs w:val="24"/>
+          <w:lang w:eastAsia="zh-CN"/>
+        </w:rPr>
+      </w:pPr>
+      <w:bookmarkStart w:id="2" w:name="OLE_LINK2"/>
+      <w:r>
+        <w:rPr>
+          <w:rFonts w:hint="default"/>
+          <w:b w:val="0"/>
+          <w:bCs w:val="0"/>
+          <w:sz w:val="24"/>
+          <w:szCs w:val="24"/>
+          <w:lang w:eastAsia="zh-CN"/>
+        </w:rPr>
+        <w:t>gbakkk5951在农场中种了五颜六色的魔法小麦（其实只有2种小麦，一种叫五颜，一种叫六色，编号0和1），共有N块魔法麦田。这些小麦能够合成具有魔法的魔法面包，一共可以有K种级别的魔法面包可以合成（编号1到K），第i种级别需要i个小麦，然而只有这些小麦以一种特殊形式合成时，才能够有最好的效果，这种形式就是回文串</w:t>
+      </w:r>
+      <w:r>
+        <w:rPr>
+          <w:rFonts w:hint="default"/>
+          <w:b w:val="0"/>
+          <w:bCs w:val="0"/>
+          <w:sz w:val="24"/>
+          <w:szCs w:val="24"/>
+          <w:lang w:eastAsia="zh-CN"/>
+        </w:rPr>
+        <w:t>。</w:t>
+      </w:r>
+    </w:p>
+    <w:p>
+      <w:pPr>
+        <w:ind w:firstLine="420" w:firstLineChars="0"/>
+        <w:jc w:val="both"/>
+        <w:rPr>
+          <w:rFonts w:hint="default"/>
+          <w:b w:val="0"/>
+          <w:bCs w:val="0"/>
+          <w:sz w:val="24"/>
+          <w:szCs w:val="24"/>
+          <w:lang w:eastAsia="zh-CN"/>
+        </w:rPr>
+      </w:pPr>
+      <w:r>
+        <w:rPr>
+          <w:rFonts w:hint="default"/>
+          <w:b w:val="0"/>
+          <w:bCs w:val="0"/>
+          <w:sz w:val="24"/>
+          <w:szCs w:val="24"/>
+          <w:lang w:eastAsia="zh-CN"/>
+        </w:rPr>
+        <w:t>gbakkk5951的农场中每个魔法麦田分别只种植一种魔法小麦，所有魔法麦田恰好组成一个环形，由于每个魔法麦田的产量都很大，无法将小麦带在身上，所以gbakkk5951建造了一个环形自动合成机，并且可以对合成机设置一个属性K，合成机会将一段连续的序列划分成若干连续的长度为K的子串，使得这些子串恰好覆盖原串，并将每一段分别合成魔法面包。由于这个自动合成机不具有鲁棒性，如果长度不是K的整倍数或某个子串不是回文串就会停止工作，而又由于自动合成机会将所有子串一起合成所以每个长度为K的回文子串必须相同。</w:t>
+      </w:r>
+    </w:p>
+    <w:p>
+      <w:pPr>
+        <w:ind w:firstLine="420" w:firstLineChars="0"/>
+        <w:jc w:val="both"/>
+        <w:rPr>
+          <w:rFonts w:hint="default"/>
+          <w:b w:val="0"/>
+          <w:bCs w:val="0"/>
+          <w:sz w:val="24"/>
+          <w:szCs w:val="24"/>
+          <w:lang w:eastAsia="zh-CN"/>
+        </w:rPr>
+      </w:pPr>
+      <w:r>
+        <w:rPr>
+          <w:rFonts w:hint="default"/>
+          <w:b w:val="0"/>
+          <w:bCs w:val="0"/>
+          <w:sz w:val="24"/>
+          <w:szCs w:val="24"/>
+          <w:lang w:eastAsia="zh-CN"/>
+        </w:rPr>
+        <w:t>而由于gbakkk5951的农场太大了，所以他只会选择环上的连续一段（至多为整个环，不能超过1圈），依次将每块农田产出的小麦放入该农田对应的自动合成机单元，然后启动合成机。</w:t>
+      </w:r>
+    </w:p>
+    <w:p>
+      <w:pPr>
+        <w:ind w:firstLine="420" w:firstLineChars="0"/>
+        <w:jc w:val="both"/>
+        <w:rPr>
+          <w:rFonts w:hint="default"/>
+          <w:b w:val="0"/>
+          <w:bCs w:val="0"/>
+          <w:sz w:val="24"/>
+          <w:szCs w:val="24"/>
+          <w:lang w:eastAsia="zh-CN"/>
+        </w:rPr>
+      </w:pPr>
+      <w:r>
+        <w:rPr>
+          <w:rFonts w:hint="default"/>
+          <w:b w:val="0"/>
+          <w:bCs w:val="0"/>
+          <w:sz w:val="24"/>
+          <w:szCs w:val="24"/>
+          <w:lang w:eastAsia="zh-CN"/>
+        </w:rPr>
+        <w:t>gbakkk5951想知道</w:t>
+      </w:r>
+      <w:r>
+        <w:rPr>
+          <w:rFonts w:hint="default"/>
+          <w:b w:val="0"/>
+          <w:bCs w:val="0"/>
+          <w:sz w:val="24"/>
+          <w:szCs w:val="24"/>
+          <w:lang w:eastAsia="zh-CN"/>
+        </w:rPr>
+        <w:t>ansij,就是</w:t>
+      </w:r>
+      <w:r>
+        <w:rPr>
+          <w:rFonts w:hint="default"/>
+          <w:b w:val="0"/>
+          <w:bCs w:val="0"/>
+          <w:sz w:val="24"/>
+          <w:szCs w:val="24"/>
+          <w:lang w:eastAsia="zh-CN"/>
+        </w:rPr>
+        <w:t>对于每对i，j，(1 &lt;= i &lt;= N, 1 &lt;= j &lt;= k )以i号农田为端点最多能有多长的一段农田使得其能够合成j级魔法面包</w:t>
+      </w:r>
+      <w:r>
+        <w:rPr>
+          <w:rFonts w:hint="default"/>
+          <w:b w:val="0"/>
+          <w:bCs w:val="0"/>
+          <w:sz w:val="24"/>
+          <w:szCs w:val="24"/>
+          <w:lang w:eastAsia="zh-CN"/>
+        </w:rPr>
+        <w:t>，若不能合成则ansij为0</w:t>
+      </w:r>
+      <w:r>
+        <w:rPr>
+          <w:rFonts w:hint="default"/>
+          <w:b w:val="0"/>
+          <w:bCs w:val="0"/>
+          <w:sz w:val="24"/>
+          <w:szCs w:val="24"/>
+          <w:lang w:eastAsia="zh-CN"/>
+        </w:rPr>
+        <w:t>。</w:t>
+      </w:r>
+    </w:p>
+    <w:p>
+      <w:pPr>
+        <w:ind w:firstLine="420" w:firstLineChars="0"/>
+        <w:jc w:val="both"/>
+        <w:rPr>
+          <w:rFonts w:hint="default"/>
+          <w:b w:val="0"/>
+          <w:bCs w:val="0"/>
+          <w:sz w:val="24"/>
+          <w:szCs w:val="24"/>
+          <w:lang w:eastAsia="zh-CN"/>
+        </w:rPr>
+      </w:pPr>
+      <w:r>
+        <w:rPr>
+          <w:rFonts w:hint="default"/>
+          <w:b w:val="0"/>
+          <w:bCs w:val="0"/>
+          <w:sz w:val="24"/>
+          <w:szCs w:val="24"/>
+          <w:lang w:eastAsia="zh-CN"/>
+        </w:rPr>
+        <w:t>为了避免输出过大，请对于每个i输出 ansij * j 的异或和。</w:t>
+      </w:r>
+    </w:p>
+    <w:p>
+      <w:pPr>
+        <w:ind w:firstLine="420" w:firstLineChars="0"/>
+        <w:jc w:val="both"/>
+        <w:rPr>
+          <w:rFonts w:hint="default"/>
+          <w:b w:val="0"/>
+          <w:bCs w:val="0"/>
+          <w:sz w:val="24"/>
+          <w:szCs w:val="24"/>
+          <w:lang w:eastAsia="zh-CN"/>
+        </w:rPr>
+      </w:pPr>
+      <w:r>
+        <w:rPr>
+          <w:rFonts w:hint="default"/>
+          <w:b w:val="0"/>
+          <w:bCs w:val="0"/>
+          <w:sz w:val="24"/>
+          <w:szCs w:val="24"/>
+          <w:lang w:eastAsia="zh-CN"/>
+        </w:rPr>
+        <w:t>选手可以自行开启O2优化。</w:t>
       </w:r>
       <w:bookmarkStart w:id="6" w:name="_GoBack"/>
       <w:bookmarkEnd w:id="6"/>
-      <w:r>
-        <w:rPr>
-          <w:rFonts w:hint="eastAsia"/>
-          <w:b/>
-          <w:bCs/>
-          <w:sz w:val="21"/>
-          <w:szCs w:val="21"/>
-          <w:lang w:val="en-US" w:eastAsia="zh-CN"/>
-        </w:rPr>
-        <w:t>S,</w:t>
-      </w:r>
-      <w:r>
-        <w:rPr>
-          <w:rFonts w:hint="default"/>
-          <w:b/>
-          <w:bCs/>
-          <w:sz w:val="21"/>
-          <w:szCs w:val="21"/>
-          <w:lang w:eastAsia="zh-CN"/>
-        </w:rPr>
-        <w:t>bread</w:t>
-      </w:r>
-      <w:r>
-        <w:rPr>
-          <w:rFonts w:hint="eastAsia"/>
-          <w:b/>
-          <w:bCs/>
-          <w:sz w:val="21"/>
-          <w:szCs w:val="21"/>
-          <w:lang w:val="en-US" w:eastAsia="zh-CN"/>
-        </w:rPr>
-        <w:t>.xxx</w:t>
-      </w:r>
-    </w:p>
-    <w:p>
-      <w:pPr>
-        <w:jc w:val="center"/>
-        <w:rPr>
-          <w:rFonts w:hint="eastAsia" w:eastAsiaTheme="minorEastAsia"/>
-          <w:b/>
-          <w:bCs/>
-          <w:sz w:val="32"/>
-          <w:szCs w:val="32"/>
-          <w:lang w:eastAsia="zh-CN"/>
-        </w:rPr>
-      </w:pPr>
-      <w:bookmarkStart w:id="1" w:name="OLE_LINK5"/>
-      <w:r>
-        <w:rPr>
-          <w:rFonts w:hint="default"/>
-          <w:b/>
-          <w:bCs/>
-          <w:sz w:val="32"/>
-          <w:szCs w:val="32"/>
-          <w:lang w:eastAsia="zh-CN"/>
-        </w:rPr>
-        <w:t>魔法面包</w:t>
-      </w:r>
-    </w:p>
-    <w:bookmarkEnd w:id="0"/>
-    <w:bookmarkEnd w:id="1"/>
+    </w:p>
+    <w:p>
+      <w:pPr>
+        <w:ind w:firstLine="420" w:firstLineChars="0"/>
+        <w:jc w:val="both"/>
+        <w:rPr>
+          <w:rFonts w:hint="eastAsia"/>
+          <w:b w:val="0"/>
+          <w:bCs w:val="0"/>
+          <w:sz w:val="24"/>
+          <w:szCs w:val="24"/>
+          <w:lang w:eastAsia="zh-CN"/>
+        </w:rPr>
+      </w:pPr>
+    </w:p>
+    <w:bookmarkEnd w:id="2"/>
     <w:p>
       <w:pPr>
         <w:jc w:val="both"/>
@@ -132,135 +377,77 @@
           <w:szCs w:val="28"/>
           <w:lang w:val="en-US" w:eastAsia="zh-CN"/>
         </w:rPr>
-        <w:t>问题描述</w:t>
+        <w:t>输入描述</w:t>
       </w:r>
     </w:p>
     <w:p>
       <w:pPr>
         <w:ind w:firstLine="420" w:firstLineChars="0"/>
         <w:jc w:val="both"/>
-        <w:rPr>
-          <w:rFonts w:hint="default"/>
-          <w:b w:val="0"/>
-          <w:bCs w:val="0"/>
-          <w:sz w:val="24"/>
-          <w:szCs w:val="24"/>
-          <w:lang w:eastAsia="zh-CN"/>
-        </w:rPr>
-      </w:pPr>
-      <w:bookmarkStart w:id="2" w:name="OLE_LINK2"/>
-      <w:r>
-        <w:rPr>
-          <w:rFonts w:hint="default"/>
-          <w:b w:val="0"/>
-          <w:bCs w:val="0"/>
-          <w:sz w:val="24"/>
-          <w:szCs w:val="24"/>
-          <w:lang w:eastAsia="zh-CN"/>
-        </w:rPr>
-        <w:t xml:space="preserve"> gbakkk5951在农场中种了五颜六色的魔法小麦（其实只有2种小麦，一种叫五颜，一种叫六色，编号0和1），共有N块魔法麦田。这些小麦能够合成具有魔法的魔法面包，一共可以有K种级别的魔法面包可以合成（编号1到K），第i种级别需要i个小麦，然而只有这些小麦以一种特殊形式合成时，才能够有最好的效果，这种形式就是回文串。</w:t>
-      </w:r>
-    </w:p>
-    <w:p>
-      <w:pPr>
-        <w:jc w:val="both"/>
-        <w:rPr>
-          <w:rFonts w:hint="default"/>
-          <w:b w:val="0"/>
-          <w:bCs w:val="0"/>
-          <w:sz w:val="24"/>
-          <w:szCs w:val="24"/>
-          <w:lang w:eastAsia="zh-CN"/>
-        </w:rPr>
-      </w:pPr>
-      <w:r>
-        <w:rPr>
-          <w:rFonts w:hint="default"/>
-          <w:b w:val="0"/>
-          <w:bCs w:val="0"/>
-          <w:sz w:val="24"/>
-          <w:szCs w:val="24"/>
-          <w:lang w:eastAsia="zh-CN"/>
-        </w:rPr>
-        <w:tab/>
-      </w:r>
-      <w:r>
-        <w:rPr>
-          <w:rFonts w:hint="default"/>
-          <w:b w:val="0"/>
-          <w:bCs w:val="0"/>
-          <w:sz w:val="24"/>
-          <w:szCs w:val="24"/>
-          <w:lang w:eastAsia="zh-CN"/>
-        </w:rPr>
-        <w:t>gbakkk5951的农场中每个魔法麦田分别只种植一种魔法小麦，所有魔法麦田恰好组成一个环形，由于每个魔法麦田的产量都很大，无法将小麦带在身上，所以gbakkk5951建造了一个环形自动合成机，并且可以对合成机设置一个属性K，合成机会将一段连续的序列划分成若干连续的长度为K的子串，使得这些子串恰好覆盖原串，并将每一段分别合成魔法面包。由于这个自动合成机不具有鲁棒性，如果长度不是K的整倍数或某个子串不是回文串就会停止工作，而又由于自动合成机会将所有子串一起合成所以每个长度为K的回文子串必须相同。</w:t>
+        <w:outlineLvl w:val="9"/>
+        <w:rPr>
+          <w:rFonts w:hint="default"/>
+          <w:b w:val="0"/>
+          <w:bCs w:val="0"/>
+          <w:sz w:val="24"/>
+          <w:szCs w:val="24"/>
+          <w:lang w:eastAsia="zh-CN"/>
+        </w:rPr>
+      </w:pPr>
+      <w:bookmarkStart w:id="3" w:name="OLE_LINK4"/>
+      <w:r>
+        <w:rPr>
+          <w:rFonts w:hint="default"/>
+          <w:b w:val="0"/>
+          <w:bCs w:val="0"/>
+          <w:sz w:val="24"/>
+          <w:szCs w:val="24"/>
+          <w:lang w:eastAsia="zh-CN"/>
+        </w:rPr>
+        <w:t>第一行2个整数N,K。</w:t>
       </w:r>
     </w:p>
     <w:p>
       <w:pPr>
         <w:ind w:firstLine="420" w:firstLineChars="0"/>
         <w:jc w:val="both"/>
-        <w:rPr>
-          <w:rFonts w:hint="default"/>
-          <w:b w:val="0"/>
-          <w:bCs w:val="0"/>
-          <w:sz w:val="24"/>
-          <w:szCs w:val="24"/>
-          <w:lang w:eastAsia="zh-CN"/>
-        </w:rPr>
-      </w:pPr>
-      <w:r>
-        <w:rPr>
-          <w:rFonts w:hint="default"/>
-          <w:b w:val="0"/>
-          <w:bCs w:val="0"/>
-          <w:sz w:val="24"/>
-          <w:szCs w:val="24"/>
-          <w:lang w:eastAsia="zh-CN"/>
-        </w:rPr>
-        <w:t>而由于gbakkk5951的农场太大了，所以他只会选择环上的连续一段（至多为整个环，不能超过1圈），依次将每块农田产出的小麦放入该农田对应的自动合成机单元，然后启动合成机。</w:t>
-      </w:r>
-    </w:p>
-    <w:p>
-      <w:pPr>
-        <w:ind w:firstLine="420" w:firstLineChars="0"/>
-        <w:jc w:val="both"/>
-        <w:rPr>
-          <w:rFonts w:hint="default"/>
-          <w:b w:val="0"/>
-          <w:bCs w:val="0"/>
-          <w:sz w:val="24"/>
-          <w:szCs w:val="24"/>
-          <w:lang w:eastAsia="zh-CN"/>
-        </w:rPr>
-      </w:pPr>
-      <w:r>
-        <w:rPr>
-          <w:rFonts w:hint="default"/>
-          <w:b w:val="0"/>
-          <w:bCs w:val="0"/>
-          <w:sz w:val="24"/>
-          <w:szCs w:val="24"/>
-          <w:lang w:eastAsia="zh-CN"/>
-        </w:rPr>
-        <w:t>gbakkk5951想知道对于每对i，j，(1 &lt;= i &lt;= N, 1 &lt;= j &lt;= k )以i号农田为端点最多能有多长的一段农田使得其能够合成j级魔法面包。</w:t>
-      </w:r>
-    </w:p>
-    <w:p>
-      <w:pPr>
-        <w:ind w:firstLine="420" w:firstLineChars="0"/>
-        <w:jc w:val="both"/>
-        <w:rPr>
-          <w:rFonts w:hint="eastAsia"/>
-          <w:b w:val="0"/>
-          <w:bCs w:val="0"/>
-          <w:sz w:val="24"/>
-          <w:szCs w:val="24"/>
-          <w:lang w:val="en-US" w:eastAsia="zh-CN"/>
-        </w:rPr>
-      </w:pPr>
-    </w:p>
-    <w:bookmarkEnd w:id="2"/>
+        <w:outlineLvl w:val="9"/>
+        <w:rPr>
+          <w:rFonts w:hint="eastAsia"/>
+          <w:b w:val="0"/>
+          <w:bCs w:val="0"/>
+          <w:sz w:val="24"/>
+          <w:szCs w:val="24"/>
+          <w:lang w:eastAsia="zh-CN"/>
+        </w:rPr>
+      </w:pPr>
+      <w:r>
+        <w:rPr>
+          <w:rFonts w:hint="default"/>
+          <w:b w:val="0"/>
+          <w:bCs w:val="0"/>
+          <w:sz w:val="24"/>
+          <w:szCs w:val="24"/>
+          <w:lang w:eastAsia="zh-CN"/>
+        </w:rPr>
+        <w:t>第二行一个长度为N的01串,表示农场的小麦种类。</w:t>
+      </w:r>
+    </w:p>
+    <w:bookmarkEnd w:id="3"/>
+    <w:p>
+      <w:pPr>
+        <w:jc w:val="both"/>
+        <w:outlineLvl w:val="9"/>
+        <w:rPr>
+          <w:rFonts w:hint="eastAsia"/>
+          <w:b w:val="0"/>
+          <w:bCs w:val="0"/>
+          <w:sz w:val="24"/>
+          <w:szCs w:val="24"/>
+          <w:lang w:val="en-US" w:eastAsia="zh-CN"/>
+        </w:rPr>
+      </w:pPr>
+    </w:p>
     <w:p>
       <w:pPr>
         <w:jc w:val="both"/>
@@ -282,105 +469,13 @@
           <w:szCs w:val="28"/>
           <w:lang w:val="en-US" w:eastAsia="zh-CN"/>
         </w:rPr>
-        <w:t>输入描述</w:t>
+        <w:t>输出描述</w:t>
       </w:r>
     </w:p>
     <w:p>
       <w:pPr>
         <w:ind w:firstLine="420" w:firstLineChars="0"/>
         <w:jc w:val="both"/>
-        <w:outlineLvl w:val="9"/>
-        <w:rPr>
-          <w:rFonts w:hint="default"/>
-          <w:b w:val="0"/>
-          <w:bCs w:val="0"/>
-          <w:sz w:val="24"/>
-          <w:szCs w:val="24"/>
-          <w:lang w:eastAsia="zh-CN"/>
-        </w:rPr>
-      </w:pPr>
-      <w:bookmarkStart w:id="3" w:name="OLE_LINK4"/>
-      <w:r>
-        <w:rPr>
-          <w:rFonts w:hint="default"/>
-          <w:b w:val="0"/>
-          <w:bCs w:val="0"/>
-          <w:sz w:val="24"/>
-          <w:szCs w:val="24"/>
-          <w:lang w:eastAsia="zh-CN"/>
-        </w:rPr>
-        <w:t>第一行2个整数N,K。</w:t>
-      </w:r>
-    </w:p>
-    <w:p>
-      <w:pPr>
-        <w:ind w:firstLine="420" w:firstLineChars="0"/>
-        <w:jc w:val="both"/>
-        <w:outlineLvl w:val="9"/>
-        <w:rPr>
-          <w:rFonts w:hint="eastAsia"/>
-          <w:b w:val="0"/>
-          <w:bCs w:val="0"/>
-          <w:sz w:val="24"/>
-          <w:szCs w:val="24"/>
-          <w:lang w:eastAsia="zh-CN"/>
-        </w:rPr>
-      </w:pPr>
-      <w:r>
-        <w:rPr>
-          <w:rFonts w:hint="default"/>
-          <w:b w:val="0"/>
-          <w:bCs w:val="0"/>
-          <w:sz w:val="24"/>
-          <w:szCs w:val="24"/>
-          <w:lang w:eastAsia="zh-CN"/>
-        </w:rPr>
-        <w:t>第二行一个长度为N的01串,表示农场的小麦种类。</w:t>
-      </w:r>
-    </w:p>
-    <w:bookmarkEnd w:id="3"/>
-    <w:p>
-      <w:pPr>
-        <w:jc w:val="both"/>
-        <w:outlineLvl w:val="9"/>
-        <w:rPr>
-          <w:rFonts w:hint="eastAsia"/>
-          <w:b w:val="0"/>
-          <w:bCs w:val="0"/>
-          <w:sz w:val="24"/>
-          <w:szCs w:val="24"/>
-          <w:lang w:val="en-US" w:eastAsia="zh-CN"/>
-        </w:rPr>
-      </w:pPr>
-    </w:p>
-    <w:p>
-      <w:pPr>
-        <w:jc w:val="both"/>
-        <w:rPr>
-          <w:rFonts w:hint="eastAsia"/>
-          <w:b/>
-          <w:bCs/>
-          <w:sz w:val="28"/>
-          <w:szCs w:val="28"/>
-          <w:lang w:val="en-US" w:eastAsia="zh-CN"/>
-        </w:rPr>
-      </w:pPr>
-      <w:r>
-        <w:rPr>
-          <w:rFonts w:hint="eastAsia"/>
-          <w:b/>
-          <w:bCs/>
-          <w:sz w:val="28"/>
-          <w:szCs w:val="28"/>
-          <w:lang w:val="en-US" w:eastAsia="zh-CN"/>
-        </w:rPr>
-        <w:t>输出描述</w:t>
-      </w:r>
-    </w:p>
-    <w:p>
-      <w:pPr>
-        <w:ind w:firstLine="420" w:firstLineChars="0"/>
-        <w:jc w:val="both"/>
         <w:rPr>
           <w:rFonts w:hint="eastAsia"/>
           <w:b w:val="0"/>
@@ -400,7 +495,62 @@
           <w:szCs w:val="24"/>
           <w:lang w:eastAsia="zh-CN"/>
         </w:rPr>
-        <w:t>N行，每行K个整数，第i行第j个整数表示以i为端点最多能有多长的一段农田使得其能够合成j级魔法面包，若不能合成输出0。</w:t>
+        <w:t>N行，每行</w:t>
+      </w:r>
+      <w:r>
+        <w:rPr>
+          <w:rFonts w:hint="default"/>
+          <w:b w:val="0"/>
+          <w:bCs w:val="0"/>
+          <w:sz w:val="24"/>
+          <w:szCs w:val="24"/>
+          <w:lang w:eastAsia="zh-CN"/>
+        </w:rPr>
+        <w:t>一个</w:t>
+      </w:r>
+      <w:r>
+        <w:rPr>
+          <w:rFonts w:hint="default"/>
+          <w:b w:val="0"/>
+          <w:bCs w:val="0"/>
+          <w:sz w:val="24"/>
+          <w:szCs w:val="24"/>
+          <w:lang w:eastAsia="zh-CN"/>
+        </w:rPr>
+        <w:t>整数，</w:t>
+      </w:r>
+      <w:r>
+        <w:rPr>
+          <w:rFonts w:hint="default"/>
+          <w:b w:val="0"/>
+          <w:bCs w:val="0"/>
+          <w:sz w:val="24"/>
+          <w:szCs w:val="24"/>
+          <w:lang w:eastAsia="zh-CN"/>
+        </w:rPr>
+        <w:t>第i行</w:t>
+      </w:r>
+      <w:r>
+        <w:rPr>
+          <w:rFonts w:hint="default"/>
+          <w:b w:val="0"/>
+          <w:bCs w:val="0"/>
+          <w:sz w:val="24"/>
+          <w:szCs w:val="24"/>
+          <w:lang w:eastAsia="zh-CN"/>
+        </w:rPr>
+        <w:t>整数表示ansij * j 的异或和</w:t>
+      </w:r>
+      <w:r>
+        <w:rPr>
+          <w:rFonts w:hint="default"/>
+          <w:b w:val="0"/>
+          <w:bCs w:val="0"/>
+          <w:sz w:val="24"/>
+          <w:szCs w:val="24"/>
+          <w:lang w:eastAsia="zh-CN"/>
+        </w:rPr>
+        <w:t>。</w:t>
       </w:r>
     </w:p>
     <w:p>
@@ -740,7 +890,7 @@
           <w:szCs w:val="24"/>
           <w:lang w:eastAsia="zh-CN"/>
         </w:rPr>
-        <w:t xml:space="preserve">2 2 3 0 5 </w:t>
+        <w:t>22</w:t>
       </w:r>
     </w:p>
     <w:p>
@@ -769,7 +919,7 @@
           <w:szCs w:val="24"/>
           <w:lang w:eastAsia="zh-CN"/>
         </w:rPr>
-        <w:t xml:space="preserve">1 0 3 4 0 </w:t>
+        <w:t>24</w:t>
       </w:r>
     </w:p>
     <w:p>
@@ -798,7 +948,7 @@
           <w:szCs w:val="24"/>
           <w:lang w:eastAsia="zh-CN"/>
         </w:rPr>
-        <w:t xml:space="preserve">1 0 3 0 0 </w:t>
+        <w:t>8</w:t>
       </w:r>
     </w:p>
     <w:p>
@@ -827,7 +977,7 @@
           <w:szCs w:val="24"/>
           <w:lang w:eastAsia="zh-CN"/>
         </w:rPr>
-        <w:t xml:space="preserve">1 0 3 4 0 </w:t>
+        <w:t>24</w:t>
       </w:r>
     </w:p>
     <w:p>
@@ -856,7 +1006,7 @@
           <w:szCs w:val="24"/>
           <w:lang w:eastAsia="zh-CN"/>
         </w:rPr>
-        <w:t>2 2 3 0 5</w:t>
+        <w:t>22</w:t>
       </w:r>
     </w:p>
     <w:p>
@@ -887,6 +1037,198 @@
         <w:jc w:val="both"/>
         <w:rPr>
           <w:rFonts w:hint="default"/>
+          <w:b/>
+          <w:bCs/>
+          <w:sz w:val="24"/>
+          <w:szCs w:val="24"/>
+          <w:lang w:eastAsia="zh-CN"/>
+        </w:rPr>
+      </w:pPr>
+      <w:r>
+        <w:rPr>
+          <w:rFonts w:hint="default"/>
+          <w:b/>
+          <w:bCs/>
+          <w:sz w:val="24"/>
+          <w:szCs w:val="24"/>
+          <w:lang w:eastAsia="zh-CN"/>
+        </w:rPr>
+        <w:t>原答案是</w:t>
+      </w:r>
+    </w:p>
+    <w:p>
+      <w:pPr>
+        <w:widowControl w:val="0"/>
+        <w:numPr>
+          <w:ilvl w:val="0"/>
+          <w:numId w:val="0"/>
+        </w:numPr>
+        <w:jc w:val="both"/>
+        <w:rPr>
+          <w:rFonts w:hint="default"/>
+          <w:b w:val="0"/>
+          <w:bCs w:val="0"/>
+          <w:sz w:val="24"/>
+          <w:szCs w:val="24"/>
+          <w:lang w:eastAsia="zh-CN"/>
+        </w:rPr>
+      </w:pPr>
+      <w:r>
+        <w:rPr>
+          <w:rFonts w:hint="default"/>
+          <w:b w:val="0"/>
+          <w:bCs w:val="0"/>
+          <w:sz w:val="24"/>
+          <w:szCs w:val="24"/>
+          <w:lang w:eastAsia="zh-CN"/>
+        </w:rPr>
+        <w:t xml:space="preserve">2 2 3 0 5 </w:t>
+      </w:r>
+    </w:p>
+    <w:p>
+      <w:pPr>
+        <w:widowControl w:val="0"/>
+        <w:numPr>
+          <w:ilvl w:val="0"/>
+          <w:numId w:val="0"/>
+        </w:numPr>
+        <w:jc w:val="both"/>
+        <w:rPr>
+          <w:rFonts w:hint="default"/>
+          <w:b w:val="0"/>
+          <w:bCs w:val="0"/>
+          <w:sz w:val="24"/>
+          <w:szCs w:val="24"/>
+          <w:lang w:eastAsia="zh-CN"/>
+        </w:rPr>
+      </w:pPr>
+      <w:r>
+        <w:rPr>
+          <w:rFonts w:hint="default"/>
+          <w:b w:val="0"/>
+          <w:bCs w:val="0"/>
+          <w:sz w:val="24"/>
+          <w:szCs w:val="24"/>
+          <w:lang w:eastAsia="zh-CN"/>
+        </w:rPr>
+        <w:t xml:space="preserve">1 0 3 4 0 </w:t>
+      </w:r>
+    </w:p>
+    <w:p>
+      <w:pPr>
+        <w:widowControl w:val="0"/>
+        <w:numPr>
+          <w:ilvl w:val="0"/>
+          <w:numId w:val="0"/>
+        </w:numPr>
+        <w:jc w:val="both"/>
+        <w:rPr>
+          <w:rFonts w:hint="default"/>
+          <w:b w:val="0"/>
+          <w:bCs w:val="0"/>
+          <w:sz w:val="24"/>
+          <w:szCs w:val="24"/>
+          <w:lang w:eastAsia="zh-CN"/>
+        </w:rPr>
+      </w:pPr>
+      <w:r>
+        <w:rPr>
+          <w:rFonts w:hint="default"/>
+          <w:b w:val="0"/>
+          <w:bCs w:val="0"/>
+          <w:sz w:val="24"/>
+          <w:szCs w:val="24"/>
+          <w:lang w:eastAsia="zh-CN"/>
+        </w:rPr>
+        <w:t xml:space="preserve">1 0 3 0 0 </w:t>
+      </w:r>
+    </w:p>
+    <w:p>
+      <w:pPr>
+        <w:widowControl w:val="0"/>
+        <w:numPr>
+          <w:ilvl w:val="0"/>
+          <w:numId w:val="0"/>
+        </w:numPr>
+        <w:jc w:val="both"/>
+        <w:rPr>
+          <w:rFonts w:hint="default"/>
+          <w:b w:val="0"/>
+          <w:bCs w:val="0"/>
+          <w:sz w:val="24"/>
+          <w:szCs w:val="24"/>
+          <w:lang w:eastAsia="zh-CN"/>
+        </w:rPr>
+      </w:pPr>
+      <w:r>
+        <w:rPr>
+          <w:rFonts w:hint="default"/>
+          <w:b w:val="0"/>
+          <w:bCs w:val="0"/>
+          <w:sz w:val="24"/>
+          <w:szCs w:val="24"/>
+          <w:lang w:eastAsia="zh-CN"/>
+        </w:rPr>
+        <w:t xml:space="preserve">1 0 3 4 0 </w:t>
+      </w:r>
+    </w:p>
+    <w:p>
+      <w:pPr>
+        <w:widowControl w:val="0"/>
+        <w:numPr>
+          <w:ilvl w:val="0"/>
+          <w:numId w:val="0"/>
+        </w:numPr>
+        <w:jc w:val="both"/>
+        <w:rPr>
+          <w:rFonts w:hint="default"/>
+          <w:b w:val="0"/>
+          <w:bCs w:val="0"/>
+          <w:sz w:val="24"/>
+          <w:szCs w:val="24"/>
+          <w:lang w:eastAsia="zh-CN"/>
+        </w:rPr>
+      </w:pPr>
+      <w:r>
+        <w:rPr>
+          <w:rFonts w:hint="default"/>
+          <w:b w:val="0"/>
+          <w:bCs w:val="0"/>
+          <w:sz w:val="24"/>
+          <w:szCs w:val="24"/>
+          <w:lang w:eastAsia="zh-CN"/>
+        </w:rPr>
+        <w:t>2 2 3 0 5</w:t>
+      </w:r>
+    </w:p>
+    <w:p>
+      <w:pPr>
+        <w:widowControl w:val="0"/>
+        <w:numPr>
+          <w:ilvl w:val="0"/>
+          <w:numId w:val="0"/>
+        </w:numPr>
+        <w:jc w:val="both"/>
+        <w:rPr>
+          <w:rFonts w:hint="default"/>
+          <w:b w:val="0"/>
+          <w:bCs w:val="0"/>
+          <w:sz w:val="24"/>
+          <w:szCs w:val="24"/>
+          <w:lang w:eastAsia="zh-CN"/>
+        </w:rPr>
+      </w:pPr>
+    </w:p>
+    <w:p>
+      <w:pPr>
+        <w:widowControl w:val="0"/>
+        <w:numPr>
+          <w:ilvl w:val="0"/>
+          <w:numId w:val="0"/>
+        </w:numPr>
+        <w:jc w:val="both"/>
+        <w:rPr>
+          <w:rFonts w:hint="default"/>
           <w:b w:val="0"/>
           <w:bCs w:val="0"/>
           <w:sz w:val="24"/>
@@ -904,6 +1246,200 @@
           <w:lang w:eastAsia="zh-CN"/>
         </w:rPr>
         <w:t>【样例二】</w:t>
+      </w:r>
+    </w:p>
+    <w:p>
+      <w:pPr>
+        <w:jc w:val="both"/>
+        <w:rPr>
+          <w:rFonts w:hint="eastAsia"/>
+          <w:b w:val="0"/>
+          <w:bCs w:val="0"/>
+          <w:sz w:val="24"/>
+          <w:szCs w:val="24"/>
+          <w:lang w:val="en-US" w:eastAsia="zh-CN"/>
+        </w:rPr>
+      </w:pPr>
+      <w:r>
+        <w:rPr>
+          <w:rFonts w:hint="eastAsia"/>
+          <w:b w:val="0"/>
+          <w:bCs w:val="0"/>
+          <w:sz w:val="24"/>
+          <w:szCs w:val="24"/>
+          <w:lang w:val="en-US" w:eastAsia="zh-CN"/>
+        </w:rPr>
+        <w:t>42</w:t>
+      </w:r>
+    </w:p>
+    <w:p>
+      <w:pPr>
+        <w:jc w:val="both"/>
+        <w:rPr>
+          <w:rFonts w:hint="eastAsia"/>
+          <w:b w:val="0"/>
+          <w:bCs w:val="0"/>
+          <w:sz w:val="24"/>
+          <w:szCs w:val="24"/>
+          <w:lang w:val="en-US" w:eastAsia="zh-CN"/>
+        </w:rPr>
+      </w:pPr>
+      <w:r>
+        <w:rPr>
+          <w:rFonts w:hint="eastAsia"/>
+          <w:b w:val="0"/>
+          <w:bCs w:val="0"/>
+          <w:sz w:val="24"/>
+          <w:szCs w:val="24"/>
+          <w:lang w:val="en-US" w:eastAsia="zh-CN"/>
+        </w:rPr>
+        <w:t>21</w:t>
+      </w:r>
+    </w:p>
+    <w:p>
+      <w:pPr>
+        <w:jc w:val="both"/>
+        <w:rPr>
+          <w:rFonts w:hint="eastAsia"/>
+          <w:b w:val="0"/>
+          <w:bCs w:val="0"/>
+          <w:sz w:val="24"/>
+          <w:szCs w:val="24"/>
+          <w:lang w:val="en-US" w:eastAsia="zh-CN"/>
+        </w:rPr>
+      </w:pPr>
+      <w:r>
+        <w:rPr>
+          <w:rFonts w:hint="eastAsia"/>
+          <w:b w:val="0"/>
+          <w:bCs w:val="0"/>
+          <w:sz w:val="24"/>
+          <w:szCs w:val="24"/>
+          <w:lang w:val="en-US" w:eastAsia="zh-CN"/>
+        </w:rPr>
+        <w:t>34</w:t>
+      </w:r>
+    </w:p>
+    <w:p>
+      <w:pPr>
+        <w:jc w:val="both"/>
+        <w:rPr>
+          <w:rFonts w:hint="eastAsia"/>
+          <w:b w:val="0"/>
+          <w:bCs w:val="0"/>
+          <w:sz w:val="24"/>
+          <w:szCs w:val="24"/>
+          <w:lang w:val="en-US" w:eastAsia="zh-CN"/>
+        </w:rPr>
+      </w:pPr>
+      <w:r>
+        <w:rPr>
+          <w:rFonts w:hint="eastAsia"/>
+          <w:b w:val="0"/>
+          <w:bCs w:val="0"/>
+          <w:sz w:val="24"/>
+          <w:szCs w:val="24"/>
+          <w:lang w:val="en-US" w:eastAsia="zh-CN"/>
+        </w:rPr>
+        <w:t>34</w:t>
+      </w:r>
+    </w:p>
+    <w:p>
+      <w:pPr>
+        <w:jc w:val="both"/>
+        <w:rPr>
+          <w:rFonts w:hint="eastAsia"/>
+          <w:b w:val="0"/>
+          <w:bCs w:val="0"/>
+          <w:sz w:val="24"/>
+          <w:szCs w:val="24"/>
+          <w:lang w:val="en-US" w:eastAsia="zh-CN"/>
+        </w:rPr>
+      </w:pPr>
+      <w:r>
+        <w:rPr>
+          <w:rFonts w:hint="eastAsia"/>
+          <w:b w:val="0"/>
+          <w:bCs w:val="0"/>
+          <w:sz w:val="24"/>
+          <w:szCs w:val="24"/>
+          <w:lang w:val="en-US" w:eastAsia="zh-CN"/>
+        </w:rPr>
+        <w:t>21</w:t>
+      </w:r>
+    </w:p>
+    <w:p>
+      <w:pPr>
+        <w:jc w:val="both"/>
+        <w:rPr>
+          <w:rFonts w:hint="eastAsia"/>
+          <w:b w:val="0"/>
+          <w:bCs w:val="0"/>
+          <w:sz w:val="24"/>
+          <w:szCs w:val="24"/>
+          <w:lang w:val="en-US" w:eastAsia="zh-CN"/>
+        </w:rPr>
+      </w:pPr>
+      <w:r>
+        <w:rPr>
+          <w:rFonts w:hint="eastAsia"/>
+          <w:b w:val="0"/>
+          <w:bCs w:val="0"/>
+          <w:sz w:val="24"/>
+          <w:szCs w:val="24"/>
+          <w:lang w:val="en-US" w:eastAsia="zh-CN"/>
+        </w:rPr>
+        <w:t>42</w:t>
+      </w:r>
+    </w:p>
+    <w:p>
+      <w:pPr>
+        <w:jc w:val="both"/>
+        <w:rPr>
+          <w:rFonts w:hint="eastAsia"/>
+          <w:b w:val="0"/>
+          <w:bCs w:val="0"/>
+          <w:sz w:val="24"/>
+          <w:szCs w:val="24"/>
+          <w:lang w:val="en-US" w:eastAsia="zh-CN"/>
+        </w:rPr>
+      </w:pPr>
+    </w:p>
+    <w:p>
+      <w:pPr>
+        <w:jc w:val="both"/>
+        <w:rPr>
+          <w:rFonts w:hint="eastAsia"/>
+          <w:b w:val="0"/>
+          <w:bCs w:val="0"/>
+          <w:sz w:val="24"/>
+          <w:szCs w:val="24"/>
+          <w:lang w:val="en-US" w:eastAsia="zh-CN"/>
+        </w:rPr>
+      </w:pPr>
+    </w:p>
+    <w:p>
+      <w:pPr>
+        <w:jc w:val="both"/>
+        <w:rPr>
+          <w:rFonts w:hint="eastAsia"/>
+          <w:b/>
+          <w:bCs/>
+          <w:sz w:val="24"/>
+          <w:szCs w:val="24"/>
+          <w:lang w:eastAsia="zh-CN"/>
+        </w:rPr>
+      </w:pPr>
+      <w:r>
+        <w:rPr>
+          <w:rFonts w:hint="default"/>
+          <w:b/>
+          <w:bCs/>
+          <w:sz w:val="24"/>
+          <w:szCs w:val="24"/>
+          <w:lang w:eastAsia="zh-CN"/>
+        </w:rPr>
+        <w:t>原答案是</w:t>
       </w:r>
     </w:p>
     <w:p>
@@ -1109,7 +1645,7 @@
           <w:szCs w:val="24"/>
           <w:lang w:eastAsia="zh-CN"/>
         </w:rPr>
-        <w:t xml:space="preserve">1 &lt;= N &lt;= 10,0000; 1 &lt;= k &lt;= 20; </w:t>
+        <w:t xml:space="preserve">1 &lt;= N &lt;= 100,0000; 1 &lt;= k &lt;= 20; </w:t>
       </w:r>
     </w:p>
     <w:p>
@@ -1741,7 +2277,6 @@
     </a:fmtScheme>
   </a:themeElements>
   <a:objectDefaults/>
-  <a:extraClrSchemeLst/>
 </a:theme>
 </file>
 
